--- a/src/content/bios/Nakajima-H 2019.docx
+++ b/src/content/bios/Nakajima-H 2019.docx
@@ -6294,7 +6294,7 @@
             <w:u w:val="none"/>
             <w:lang w:val="en-GB"/>
           </w:rPr>
-          <w:t>www.who.int/en/ news-room/fact-sheets/detail/tuberculosis</w:t>
+          <w:t>www.who.int/en/news-room/fact-sheets/detail/tuberculosis</w:t>
         </w:r>
       </w:hyperlink>
       <w:r>
